--- a/Fiche_Frederic_Bedoret_2026-2027.docx
+++ b/Fiche_Frederic_Bedoret_2026-2027.docx
@@ -517,7 +517,7 @@
                 <w:sz w:val="16"/>
                 <w:szCs w:val="16"/>
               </w:rPr>
-              <w:t xml:space="preserve">   2014 · 12</w:t>
+              <w:t xml:space="preserve">   2014 · 12.1</w:t>
             </w:r>
           </w:p>
         </w:tc>
